--- a/generated/es/docx/master.docx
+++ b/generated/es/docx/master.docx
@@ -30,6 +30,30 @@
     </w:p>
     <w:p>
       <w:pPr>
+        <w:spacing w:after="80"/>
+      </w:pPr>
+      <w:r>
+        <w:rPr>
+          <w:i w:val="false"/>
+          <w:iCs w:val="false"/>
+        </w:rPr>
+        <w:t xml:space="preserve">Medellín, Colombia + Remote</w:t>
+      </w:r>
+    </w:p>
+    <w:p>
+      <w:pPr>
+        <w:spacing w:after="80"/>
+      </w:pPr>
+      <w:r>
+        <w:rPr>
+          <w:i w:val="false"/>
+          <w:iCs w:val="false"/>
+        </w:rPr>
+        <w:t xml:space="preserve">santiago@orozcoh.com · https://linkedin.com/in/orozcoh/ · https://github.com/orozcoh</w:t>
+      </w:r>
+    </w:p>
+    <w:p>
+      <w:pPr>
         <w:spacing w:after="200"/>
       </w:pPr>
       <w:r>
@@ -37,7 +61,7 @@
           <w:i w:val="false"/>
           <w:iCs w:val="false"/>
         </w:rPr>
-        <w:t xml:space="preserve">Medellín, Colombia + Remote · santiago@orozcoh.com · https://www.linkedin.com/in/orozcoh/ · https://github.com/orozcoh · https://santiago.orozcoh.com · https://cv.orozcoh.com</w:t>
+        <w:t xml:space="preserve">https://santiago.orozcoh.com · https://cv.orozcoh.com</w:t>
       </w:r>
     </w:p>
     <w:p>
@@ -270,7 +294,7 @@
         <w:spacing w:after="80" w:before="240"/>
       </w:pPr>
       <w:r>
-        <w:t xml:space="preserve">career-os</w:t>
+        <w:t xml:space="preserve">Anthology</w:t>
       </w:r>
     </w:p>
     <w:p>
@@ -282,69 +306,69 @@
           <w:i/>
           <w:iCs/>
         </w:rPr>
-        <w:t xml:space="preserve">Infraestructura de currículum como software</w:t>
-      </w:r>
-    </w:p>
-    <w:p>
-      <w:pPr>
-        <w:spacing w:after="80"/>
-      </w:pPr>
-      <w:r>
-        <w:rPr>
-          <w:i w:val="false"/>
-          <w:iCs w:val="false"/>
-        </w:rPr>
-        <w:t xml:space="preserve">Fuente única de verdad para la identidad profesional. Datos YAML estructurados se compilan en currículums compatibles con ATS en PDF, HTML, DOCX y Markdown más un sitio web estático.</w:t>
-      </w:r>
-    </w:p>
-    <w:p>
-      <w:pPr>
-        <w:pStyle w:val="ListParagraph"/>
-        <w:numPr>
-          <w:ilvl w:val="0"/>
-          <w:numId w:val="1"/>
-        </w:numPr>
-        <w:spacing w:after="40"/>
-      </w:pPr>
-      <w:r>
-        <w:t xml:space="preserve">Sistema de plantillas basado en etiquetas genera cuatro currículums dirigidos desde un único conjunto de datos sin duplicación.</w:t>
-      </w:r>
-    </w:p>
-    <w:p>
-      <w:pPr>
-        <w:pStyle w:val="ListParagraph"/>
-        <w:numPr>
-          <w:ilvl w:val="0"/>
-          <w:numId w:val="1"/>
-        </w:numPr>
-        <w:spacing w:after="40"/>
-      </w:pPr>
-      <w:r>
-        <w:t xml:space="preserve">Pipeline de impresión con Chromium headless produce PDFs legibles por máquina y compatibles con ATS desde el mismo HTML que sirve el sitio.</w:t>
-      </w:r>
-    </w:p>
-    <w:p>
-      <w:pPr>
-        <w:spacing w:after="80"/>
-      </w:pPr>
-      <w:r>
-        <w:rPr>
-          <w:i w:val="false"/>
-          <w:iCs w:val="false"/>
-        </w:rPr>
-        <w:t xml:space="preserve">Tecnologías: Astro, TypeScript, Tailwind CSS, Zod, Playwright, pnpm</w:t>
-      </w:r>
-    </w:p>
-    <w:p>
-      <w:pPr>
-        <w:spacing w:after="80"/>
-      </w:pPr>
-      <w:r>
-        <w:rPr>
-          <w:i w:val="false"/>
-          <w:iCs w:val="false"/>
-        </w:rPr>
-        <w:t xml:space="preserve">Enlaces: Código fuente (https://github.com/orozcoh/career-os)</w:t>
+        <w:t xml:space="preserve">Plataforma local-first para gestión de conocimiento</w:t>
+      </w:r>
+    </w:p>
+    <w:p>
+      <w:pPr>
+        <w:spacing w:after="80"/>
+      </w:pPr>
+      <w:r>
+        <w:rPr>
+          <w:i w:val="false"/>
+          <w:iCs w:val="false"/>
+        </w:rPr>
+        <w:t xml:space="preserve">Aplicación Web Progresiva para capturar, organizar y compartir conocimiento personal. Construida bajo principios local-first, con publicación opcional en blockchain y compartición mediante códigos QR, permitiendo a los usuarios mantener el control de sus datos y publicar contenido de forma selectiva.</w:t>
+      </w:r>
+    </w:p>
+    <w:p>
+      <w:pPr>
+        <w:pStyle w:val="ListParagraph"/>
+        <w:numPr>
+          <w:ilvl w:val="0"/>
+          <w:numId w:val="1"/>
+        </w:numPr>
+        <w:spacing w:after="40"/>
+      </w:pPr>
+      <w:r>
+        <w:t xml:space="preserve">Diseñada bajo principios local-first para mantener los datos disponibles sin depender de un servidor central.</w:t>
+      </w:r>
+    </w:p>
+    <w:p>
+      <w:pPr>
+        <w:pStyle w:val="ListParagraph"/>
+        <w:numPr>
+          <w:ilvl w:val="0"/>
+          <w:numId w:val="1"/>
+        </w:numPr>
+        <w:spacing w:after="40"/>
+      </w:pPr>
+      <w:r>
+        <w:t xml:space="preserve">Integró publicación opcional en blockchain y compartición mediante códigos QR manteniendo el control del usuario sobre su conocimiento.</w:t>
+      </w:r>
+    </w:p>
+    <w:p>
+      <w:pPr>
+        <w:spacing w:after="80"/>
+      </w:pPr>
+      <w:r>
+        <w:rPr>
+          <w:i w:val="false"/>
+          <w:iCs w:val="false"/>
+        </w:rPr>
+        <w:t xml:space="preserve">Tecnologías: React, TypeScript, Progressive Web App, Cloudflare Workers, Blockchain</w:t>
+      </w:r>
+    </w:p>
+    <w:p>
+      <w:pPr>
+        <w:spacing w:after="80"/>
+      </w:pPr>
+      <w:r>
+        <w:rPr>
+          <w:i w:val="false"/>
+          <w:iCs w:val="false"/>
+        </w:rPr>
+        <w:t xml:space="preserve">Enlaces: Sitio web (https://memory.inbytes.xyz)</w:t>
       </w:r>
     </w:p>
     <w:p>
@@ -353,7 +377,7 @@
         <w:spacing w:after="80" w:before="240"/>
       </w:pPr>
       <w:r>
-        <w:t xml:space="preserve">Shader Sketches</w:t>
+        <w:t xml:space="preserve">TD Status</w:t>
       </w:r>
     </w:p>
     <w:p>
@@ -365,152 +389,69 @@
           <w:i/>
           <w:iCs/>
         </w:rPr>
-        <w:t xml:space="preserve">Arte generativo en el navegador</w:t>
-      </w:r>
-    </w:p>
-    <w:p>
-      <w:pPr>
-        <w:spacing w:after="80"/>
-      </w:pPr>
-      <w:r>
-        <w:rPr>
-          <w:i w:val="false"/>
-          <w:iCs w:val="false"/>
-        </w:rPr>
-        <w:t xml:space="preserve">Una colección de sketches GLSL interactivos que exploran campos de ruido, sistemas de partículas y visuales audio-reactivos, empaquetados como componentes web integrables.</w:t>
-      </w:r>
-    </w:p>
-    <w:p>
-      <w:pPr>
-        <w:pStyle w:val="ListParagraph"/>
-        <w:numPr>
-          <w:ilvl w:val="0"/>
-          <w:numId w:val="1"/>
-        </w:numPr>
-        <w:spacing w:after="40"/>
-      </w:pPr>
-      <w:r>
-        <w:t xml:space="preserve">Sistemas de partículas a 60fps con más de 100k partículas mediante instanciado GPU.</w:t>
-      </w:r>
-    </w:p>
-    <w:p>
-      <w:pPr>
-        <w:pStyle w:val="ListParagraph"/>
-        <w:numPr>
-          <w:ilvl w:val="0"/>
-          <w:numId w:val="1"/>
-        </w:numPr>
-        <w:spacing w:after="40"/>
-      </w:pPr>
-      <w:r>
-        <w:t xml:space="preserve">Destacado en una exhibición de arte generativo en línea con 20k visitantes.</w:t>
-      </w:r>
-    </w:p>
-    <w:p>
-      <w:pPr>
-        <w:spacing w:after="80"/>
-      </w:pPr>
-      <w:r>
-        <w:rPr>
-          <w:i w:val="false"/>
-          <w:iCs w:val="false"/>
-        </w:rPr>
-        <w:t xml:space="preserve">Tecnologías: WebGL, GLSL, TypeScript, Vite</w:t>
-      </w:r>
-    </w:p>
-    <w:p>
-      <w:pPr>
-        <w:spacing w:after="80"/>
-      </w:pPr>
-      <w:r>
-        <w:rPr>
-          <w:i w:val="false"/>
-          <w:iCs w:val="false"/>
-        </w:rPr>
-        <w:t xml:space="preserve">Enlaces: En vivo (https://example.com/shaders) · Código fuente (https://github.com/example/shader-sketches)</w:t>
-      </w:r>
-    </w:p>
-    <w:p>
-      <w:pPr>
-        <w:pStyle w:val="Heading1"/>
-        <w:spacing w:after="80" w:before="240"/>
-      </w:pPr>
-      <w:r>
-        <w:t xml:space="preserve">Habilidades Técnicas</w:t>
-      </w:r>
-    </w:p>
-    <w:p>
-      <w:pPr>
-        <w:pStyle w:val="ListParagraph"/>
-        <w:numPr>
-          <w:ilvl w:val="0"/>
-          <w:numId w:val="1"/>
-        </w:numPr>
-        <w:spacing w:after="40"/>
-      </w:pPr>
-      <w:r>
-        <w:t xml:space="preserve">Lenguajes: TypeScript, JavaScript, Python, Go, SQL</w:t>
-      </w:r>
-    </w:p>
-    <w:p>
-      <w:pPr>
-        <w:pStyle w:val="ListParagraph"/>
-        <w:numPr>
-          <w:ilvl w:val="0"/>
-          <w:numId w:val="1"/>
-        </w:numPr>
-        <w:spacing w:after="40"/>
-      </w:pPr>
-      <w:r>
-        <w:t xml:space="preserve">Frontend: React, Astro, Tailwind CSS, Accesibilidad (WCAG)</w:t>
-      </w:r>
-    </w:p>
-    <w:p>
-      <w:pPr>
-        <w:pStyle w:val="ListParagraph"/>
-        <w:numPr>
-          <w:ilvl w:val="0"/>
-          <w:numId w:val="1"/>
-        </w:numPr>
-        <w:spacing w:after="40"/>
-      </w:pPr>
-      <w:r>
-        <w:t xml:space="preserve">Backend e Infraestructura: Node.js, PostgreSQL, Arquitectura orientada a eventos, Cloudflare Workers, Docker</w:t>
-      </w:r>
-    </w:p>
-    <w:p>
-      <w:pPr>
-        <w:pStyle w:val="ListParagraph"/>
-        <w:numPr>
-          <w:ilvl w:val="0"/>
-          <w:numId w:val="1"/>
-        </w:numPr>
-        <w:spacing w:after="40"/>
-      </w:pPr>
-      <w:r>
-        <w:t xml:space="preserve">Tecnología Creativa: WebGL / GLSL, Canvas 2D, Arte generativo, Web Audio API</w:t>
-      </w:r>
-    </w:p>
-    <w:p>
-      <w:pPr>
-        <w:pStyle w:val="ListParagraph"/>
-        <w:numPr>
-          <w:ilvl w:val="0"/>
-          <w:numId w:val="1"/>
-        </w:numPr>
-        <w:spacing w:after="40"/>
-      </w:pPr>
-      <w:r>
-        <w:t xml:space="preserve">Prácticas: Testing (unitario, de contrato, e2e), CI/CD, Escritura técnica y RFCs</w:t>
-      </w:r>
-    </w:p>
-    <w:p>
-      <w:pPr>
-        <w:pStyle w:val="Heading1"/>
-        <w:spacing w:after="80" w:before="240"/>
-      </w:pPr>
-      <w:r>
-        <w:t xml:space="preserve">Educación</w:t>
+        <w:t xml:space="preserve">Plataforma de licenciamiento y telemetría para TouchDesigner</w:t>
+      </w:r>
+    </w:p>
+    <w:p>
+      <w:pPr>
+        <w:spacing w:after="80"/>
+      </w:pPr>
+      <w:r>
+        <w:rPr>
+          <w:i w:val="false"/>
+          <w:iCs w:val="false"/>
+        </w:rPr>
+        <w:t xml:space="preserve">Plataforma en la nube para administrar licencias y monitorear implementaciones de TouchDesigner. Incluye gestión de clientes, telemetría mediante heartbeats, validación de licencias y visibilidad operativa utilizando Cloudflare Workers y KV.</w:t>
+      </w:r>
+    </w:p>
+    <w:p>
+      <w:pPr>
+        <w:pStyle w:val="ListParagraph"/>
+        <w:numPr>
+          <w:ilvl w:val="0"/>
+          <w:numId w:val="1"/>
+        </w:numPr>
+        <w:spacing w:after="40"/>
+      </w:pPr>
+      <w:r>
+        <w:t xml:space="preserve">Desarrolló un sistema de licenciamiento en la nube con gestión de clientes, licencias y validación de dispositivos.</w:t>
+      </w:r>
+    </w:p>
+    <w:p>
+      <w:pPr>
+        <w:pStyle w:val="ListParagraph"/>
+        <w:numPr>
+          <w:ilvl w:val="0"/>
+          <w:numId w:val="1"/>
+        </w:numPr>
+        <w:spacing w:after="40"/>
+      </w:pPr>
+      <w:r>
+        <w:t xml:space="preserve">Implementó telemetría mediante heartbeats para el monitoreo remoto de experiencias interactivas desplegadas.</w:t>
+      </w:r>
+    </w:p>
+    <w:p>
+      <w:pPr>
+        <w:spacing w:after="80"/>
+      </w:pPr>
+      <w:r>
+        <w:rPr>
+          <w:i w:val="false"/>
+          <w:iCs w:val="false"/>
+        </w:rPr>
+        <w:t xml:space="preserve">Tecnologías: React, TypeScript, Cloudflare Workers, Cloudflare KV, REST API</w:t>
+      </w:r>
+    </w:p>
+    <w:p>
+      <w:pPr>
+        <w:spacing w:after="80"/>
+      </w:pPr>
+      <w:r>
+        <w:rPr>
+          <w:i w:val="false"/>
+          <w:iCs w:val="false"/>
+        </w:rPr>
+        <w:t xml:space="preserve">Enlaces: Sitio web (https://td-status.inbytes.xyz)</w:t>
       </w:r>
     </w:p>
     <w:p>
@@ -519,7 +460,7 @@
         <w:spacing w:after="80" w:before="240"/>
       </w:pPr>
       <w:r>
-        <w:t xml:space="preserve">Pregrado Ingeniería Electrónica — Universidad de Antioquia</w:t>
+        <w:t xml:space="preserve">Prompter</w:t>
       </w:r>
     </w:p>
     <w:p>
@@ -531,6 +472,185 @@
           <w:i/>
           <w:iCs/>
         </w:rPr>
+        <w:t xml:space="preserve">Generación de imágenes con IA y micropagos en criptomonedas</w:t>
+      </w:r>
+    </w:p>
+    <w:p>
+      <w:pPr>
+        <w:spacing w:after="80"/>
+      </w:pPr>
+      <w:r>
+        <w:rPr>
+          <w:i w:val="false"/>
+          <w:iCs w:val="false"/>
+        </w:rPr>
+        <w:t xml:space="preserve">Plataforma de generación de imágenes con IA que transforma imágenes de los usuarios mediante prompts seleccionados y acepta pagos en USDC usando el protocolo x402. Diseñada sin cuentas de usuario ni procesamiento tradicional de pagos, priorizando simplicidad y privacidad.</w:t>
+      </w:r>
+    </w:p>
+    <w:p>
+      <w:pPr>
+        <w:pStyle w:val="ListParagraph"/>
+        <w:numPr>
+          <w:ilvl w:val="0"/>
+          <w:numId w:val="1"/>
+        </w:numPr>
+        <w:spacing w:after="40"/>
+      </w:pPr>
+      <w:r>
+        <w:t xml:space="preserve">Integró x402 para habilitar micropagos en USDC sin pasarelas de pago tradicionales ni cuentas de usuario.</w:t>
+      </w:r>
+    </w:p>
+    <w:p>
+      <w:pPr>
+        <w:pStyle w:val="ListParagraph"/>
+        <w:numPr>
+          <w:ilvl w:val="0"/>
+          <w:numId w:val="1"/>
+        </w:numPr>
+        <w:spacing w:after="40"/>
+      </w:pPr>
+      <w:r>
+        <w:t xml:space="preserve">Protegió los prompts propietarios manteniendo la ingeniería de prompts del lado del servidor mediante Cloudflare Workers y KV.</w:t>
+      </w:r>
+    </w:p>
+    <w:p>
+      <w:pPr>
+        <w:spacing w:after="80"/>
+      </w:pPr>
+      <w:r>
+        <w:rPr>
+          <w:i w:val="false"/>
+          <w:iCs w:val="false"/>
+        </w:rPr>
+        <w:t xml:space="preserve">Tecnologías: React, TypeScript, Cloudflare Workers, Cloudflare KV, Generative AI, x402</w:t>
+      </w:r>
+    </w:p>
+    <w:p>
+      <w:pPr>
+        <w:spacing w:after="80"/>
+      </w:pPr>
+      <w:r>
+        <w:rPr>
+          <w:i w:val="false"/>
+          <w:iCs w:val="false"/>
+        </w:rPr>
+        <w:t xml:space="preserve">Enlaces: Sitio web (https://ai.digitalerror.xyz) · Código fuente (https://github.com/orozcoh/prompter)</w:t>
+      </w:r>
+    </w:p>
+    <w:p>
+      <w:pPr>
+        <w:pStyle w:val="Heading1"/>
+        <w:spacing w:after="80" w:before="240"/>
+      </w:pPr>
+      <w:r>
+        <w:t xml:space="preserve">Habilidades Técnicas</w:t>
+      </w:r>
+    </w:p>
+    <w:p>
+      <w:pPr>
+        <w:pStyle w:val="ListParagraph"/>
+        <w:numPr>
+          <w:ilvl w:val="0"/>
+          <w:numId w:val="1"/>
+        </w:numPr>
+        <w:spacing w:after="40"/>
+      </w:pPr>
+      <w:r>
+        <w:t xml:space="preserve">Lenguajes de Programación: TypeScript, JavaScript, Python</w:t>
+      </w:r>
+    </w:p>
+    <w:p>
+      <w:pPr>
+        <w:pStyle w:val="ListParagraph"/>
+        <w:numPr>
+          <w:ilvl w:val="0"/>
+          <w:numId w:val="1"/>
+        </w:numPr>
+        <w:spacing w:after="40"/>
+      </w:pPr>
+      <w:r>
+        <w:t xml:space="preserve">Desarrollo Frontend: React, Aplicaciones Web Progresivas (PWA), HTML5, CSS3, Tailwind CSS</w:t>
+      </w:r>
+    </w:p>
+    <w:p>
+      <w:pPr>
+        <w:pStyle w:val="ListParagraph"/>
+        <w:numPr>
+          <w:ilvl w:val="0"/>
+          <w:numId w:val="1"/>
+        </w:numPr>
+        <w:spacing w:after="40"/>
+      </w:pPr>
+      <w:r>
+        <w:t xml:space="preserve">Nube y Backend: Cloudflare Workers, Cloudflare KV, APIs REST, Computación en el Edge, Node.js</w:t>
+      </w:r>
+    </w:p>
+    <w:p>
+      <w:pPr>
+        <w:pStyle w:val="ListParagraph"/>
+        <w:numPr>
+          <w:ilvl w:val="0"/>
+          <w:numId w:val="1"/>
+        </w:numPr>
+        <w:spacing w:after="40"/>
+      </w:pPr>
+      <w:r>
+        <w:t xml:space="preserve">Ingeniería de Software: Arquitectura de Software, Sistemas Distribuidos, Autenticación, Criptografía, Diseño de APIs</w:t>
+      </w:r>
+    </w:p>
+    <w:p>
+      <w:pPr>
+        <w:pStyle w:val="ListParagraph"/>
+        <w:numPr>
+          <w:ilvl w:val="0"/>
+          <w:numId w:val="1"/>
+        </w:numPr>
+        <w:spacing w:after="40"/>
+      </w:pPr>
+      <w:r>
+        <w:t xml:space="preserve">IA y Tecnologías Emergentes: Desarrollo Asistido por IA, Ingeniería de Prompts, APIs de IA Generativa, Blockchain, Passkeys (WebAuthn)</w:t>
+      </w:r>
+    </w:p>
+    <w:p>
+      <w:pPr>
+        <w:pStyle w:val="ListParagraph"/>
+        <w:numPr>
+          <w:ilvl w:val="0"/>
+          <w:numId w:val="1"/>
+        </w:numPr>
+        <w:spacing w:after="40"/>
+      </w:pPr>
+      <w:r>
+        <w:t xml:space="preserve">Tecnología Creativa: TouchDesigner, Instalaciones Interactivas, Sistemas de Licenciamiento, Sistemas de Telemetría</w:t>
+      </w:r>
+    </w:p>
+    <w:p>
+      <w:pPr>
+        <w:pStyle w:val="Heading1"/>
+        <w:spacing w:after="80" w:before="240"/>
+      </w:pPr>
+      <w:r>
+        <w:t xml:space="preserve">Educación</w:t>
+      </w:r>
+    </w:p>
+    <w:p>
+      <w:pPr>
+        <w:pStyle w:val="Heading2"/>
+        <w:spacing w:after="80" w:before="240"/>
+      </w:pPr>
+      <w:r>
+        <w:t xml:space="preserve">Pregrado Ingeniería Electrónica — Universidad de Antioquia</w:t>
+      </w:r>
+    </w:p>
+    <w:p>
+      <w:pPr>
+        <w:spacing w:after="80"/>
+      </w:pPr>
+      <w:r>
+        <w:rPr>
+          <w:i/>
+          <w:iCs/>
+        </w:rPr>
         <w:t xml:space="preserve">Ago 2014 – Jun 2023 · Medellín, Colombia</w:t>
       </w:r>
     </w:p>
@@ -605,7 +725,7 @@
         <w:spacing w:after="40"/>
       </w:pPr>
       <w:r>
-        <w:t xml:space="preserve">Inglés — Fluido</w:t>
+        <w:t xml:space="preserve">Inglés — Fluido - B2</w:t>
       </w:r>
     </w:p>
     <w:sectPr>

--- a/generated/es/docx/master.docx
+++ b/generated/es/docx/master.docx
@@ -100,7 +100,7 @@
         <w:spacing w:after="80" w:before="240"/>
       </w:pPr>
       <w:r>
-        <w:t xml:space="preserve">Ingeniero de Software Independiente — Self-employed</w:t>
+        <w:t xml:space="preserve">Ingeniero de Software Independiente</w:t>
       </w:r>
     </w:p>
     <w:p>
@@ -112,98 +112,72 @@
           <w:i/>
           <w:iCs/>
         </w:rPr>
-        <w:t xml:space="preserve">Jun 2023 – Presente · Remote · Independiente</w:t>
-      </w:r>
-    </w:p>
-    <w:p>
-      <w:pPr>
-        <w:pStyle w:val="ListParagraph"/>
-        <w:numPr>
-          <w:ilvl w:val="0"/>
-          <w:numId w:val="1"/>
-        </w:numPr>
-        <w:spacing w:after="40"/>
-      </w:pPr>
-      <w:r>
-        <w:t xml:space="preserve">Diseñé, desarrollé, desplegué y mantuve múltiples aplicaciones web listas para producción desde el concepto hasta el despliegue utilizando tecnologías web modernas.</w:t>
-      </w:r>
-    </w:p>
-    <w:p>
-      <w:pPr>
-        <w:pStyle w:val="ListParagraph"/>
-        <w:numPr>
-          <w:ilvl w:val="0"/>
-          <w:numId w:val="1"/>
-        </w:numPr>
-        <w:spacing w:after="40"/>
-      </w:pPr>
-      <w:r>
-        <w:t xml:space="preserve">Construí Aplicaciones Web Progresivas (PWAs) con enfoque en experiencias mobile-first, principios local-first y arquitectura de software mantenible.</w:t>
-      </w:r>
-    </w:p>
-    <w:p>
-      <w:pPr>
-        <w:pStyle w:val="ListParagraph"/>
-        <w:numPr>
-          <w:ilvl w:val="0"/>
-          <w:numId w:val="1"/>
-        </w:numPr>
-        <w:spacing w:after="40"/>
-      </w:pPr>
-      <w:r>
-        <w:t xml:space="preserve">Diseñé soluciones cloud-native utilizando Cloudflare Workers, Cloudflare KV, APIs REST e infraestructura de borde.</w:t>
-      </w:r>
-    </w:p>
-    <w:p>
-      <w:pPr>
-        <w:pStyle w:val="ListParagraph"/>
-        <w:numPr>
-          <w:ilvl w:val="0"/>
-          <w:numId w:val="1"/>
-        </w:numPr>
-        <w:spacing w:after="40"/>
-      </w:pPr>
-      <w:r>
-        <w:t xml:space="preserve">Desarrollé productos de software explorando autenticación, criptografía, passkeys, tecnologías blockchain, flujos de trabajo asistidos por IA y sistemas distribuidos.</w:t>
-      </w:r>
-    </w:p>
-    <w:p>
-      <w:pPr>
-        <w:pStyle w:val="ListParagraph"/>
-        <w:numPr>
-          <w:ilvl w:val="0"/>
-          <w:numId w:val="1"/>
-        </w:numPr>
-        <w:spacing w:after="40"/>
-      </w:pPr>
-      <w:r>
-        <w:t xml:space="preserve">Gestioné de forma independiente el ciclo de vida completo de la aplicación, incluyendo arquitectura, implementación, gestión de dominios, configuración DNS, despliegue, monitoreo y mantenimiento continuo.</w:t>
-      </w:r>
-    </w:p>
-    <w:p>
-      <w:pPr>
-        <w:pStyle w:val="ListParagraph"/>
-        <w:numPr>
-          <w:ilvl w:val="0"/>
-          <w:numId w:val="1"/>
-        </w:numPr>
-        <w:spacing w:after="40"/>
-      </w:pPr>
-      <w:r>
-        <w:t xml:space="preserve">Utilicé flujos de desarrollo asistidos por IA para acelerar la investigación, prototipar soluciones, validar enfoques de implementación y explorar tecnologías desconocidas manteniendo la propiedad de las decisiones de ingeniería.</w:t>
-      </w:r>
-    </w:p>
-    <w:p>
-      <w:pPr>
-        <w:pStyle w:val="ListParagraph"/>
-        <w:numPr>
-          <w:ilvl w:val="0"/>
-          <w:numId w:val="1"/>
-        </w:numPr>
-        <w:spacing w:after="40"/>
-      </w:pPr>
-      <w:r>
-        <w:t xml:space="preserve">Construí experiencias de software interactivas integrando licenciamiento de TouchDesigner, recolección de telemetría y gestión de licencias basada en la nube.</w:t>
+        <w:t xml:space="preserve">Jun 2023 – Presente · Remote</w:t>
+      </w:r>
+    </w:p>
+    <w:p>
+      <w:pPr>
+        <w:pStyle w:val="ListParagraph"/>
+        <w:numPr>
+          <w:ilvl w:val="0"/>
+          <w:numId w:val="1"/>
+        </w:numPr>
+        <w:spacing w:after="40"/>
+      </w:pPr>
+      <w:r>
+        <w:t xml:space="preserve">Diseñé, desarrollé y desplegué aplicaciones web listas para producción desde el concepto hasta el despliegue.</w:t>
+      </w:r>
+    </w:p>
+    <w:p>
+      <w:pPr>
+        <w:pStyle w:val="ListParagraph"/>
+        <w:numPr>
+          <w:ilvl w:val="0"/>
+          <w:numId w:val="1"/>
+        </w:numPr>
+        <w:spacing w:after="40"/>
+      </w:pPr>
+      <w:r>
+        <w:t xml:space="preserve">Desarrollé aplicaciones cloud-native utilizando React, TypeScript, tecnologías de Aplicaciones Web Progresivas y la plataforma de borde de Cloudflare.</w:t>
+      </w:r>
+    </w:p>
+    <w:p>
+      <w:pPr>
+        <w:pStyle w:val="ListParagraph"/>
+        <w:numPr>
+          <w:ilvl w:val="0"/>
+          <w:numId w:val="1"/>
+        </w:numPr>
+        <w:spacing w:after="40"/>
+      </w:pPr>
+      <w:r>
+        <w:t xml:space="preserve">Construí productos de software explorando autenticación, criptografía, desarrollo asistido por IA y tecnologías blockchain.</w:t>
+      </w:r>
+    </w:p>
+    <w:p>
+      <w:pPr>
+        <w:pStyle w:val="ListParagraph"/>
+        <w:numPr>
+          <w:ilvl w:val="0"/>
+          <w:numId w:val="1"/>
+        </w:numPr>
+        <w:spacing w:after="40"/>
+      </w:pPr>
+      <w:r>
+        <w:t xml:space="preserve">Construí herramientas conectadas a la nube para experiencias interactivas, incluyendo sistemas de licenciamiento y telemetría para despliegues de TouchDesigner.</w:t>
+      </w:r>
+    </w:p>
+    <w:p>
+      <w:pPr>
+        <w:pStyle w:val="ListParagraph"/>
+        <w:numPr>
+          <w:ilvl w:val="0"/>
+          <w:numId w:val="1"/>
+        </w:numPr>
+        <w:spacing w:after="40"/>
+      </w:pPr>
+      <w:r>
+        <w:t xml:space="preserve">Diseñé Aplicaciones Web Progresivas centradas en el usuario con principios mobile-first y local-first.</w:t>
       </w:r>
     </w:p>
     <w:p>
@@ -224,7 +198,7 @@
           <w:i/>
           <w:iCs/>
         </w:rPr>
-        <w:t xml:space="preserve">Oct 2022 – May 2023 · Medellín, Colombia · Pasantía</w:t>
+        <w:t xml:space="preserve">Oct 2022 – May 2023 · Remote · Pasantía</w:t>
       </w:r>
     </w:p>
     <w:p>
@@ -331,32 +305,19 @@
         <w:spacing w:after="40"/>
       </w:pPr>
       <w:r>
-        <w:t xml:space="preserve">Diseñada bajo principios local-first para mantener los datos disponibles sin depender de un servidor central.</w:t>
-      </w:r>
-    </w:p>
-    <w:p>
-      <w:pPr>
-        <w:pStyle w:val="ListParagraph"/>
-        <w:numPr>
-          <w:ilvl w:val="0"/>
-          <w:numId w:val="1"/>
-        </w:numPr>
-        <w:spacing w:after="40"/>
-      </w:pPr>
-      <w:r>
-        <w:t xml:space="preserve">Integró publicación opcional en blockchain y compartición mediante códigos QR manteniendo el control del usuario sobre su conocimiento.</w:t>
-      </w:r>
-    </w:p>
-    <w:p>
-      <w:pPr>
-        <w:spacing w:after="80"/>
-      </w:pPr>
-      <w:r>
-        <w:rPr>
-          <w:i w:val="false"/>
-          <w:iCs w:val="false"/>
-        </w:rPr>
-        <w:t xml:space="preserve">Tecnologías: React, TypeScript, Progressive Web App, Cloudflare Workers, Blockchain</w:t>
+        <w:t xml:space="preserve">Plataforma de conocimiento local-first con publicación opcional en blockchain y compartición mediante códigos QR.</w:t>
+      </w:r>
+    </w:p>
+    <w:p>
+      <w:pPr>
+        <w:spacing w:after="80"/>
+      </w:pPr>
+      <w:r>
+        <w:rPr>
+          <w:i w:val="false"/>
+          <w:iCs w:val="false"/>
+        </w:rPr>
+        <w:t xml:space="preserve">Tecnologías: React, TypeScript, Cloudflare Workers</w:t>
       </w:r>
     </w:p>
     <w:p>
@@ -414,32 +375,19 @@
         <w:spacing w:after="40"/>
       </w:pPr>
       <w:r>
-        <w:t xml:space="preserve">Desarrolló un sistema de licenciamiento en la nube con gestión de clientes, licencias y validación de dispositivos.</w:t>
-      </w:r>
-    </w:p>
-    <w:p>
-      <w:pPr>
-        <w:pStyle w:val="ListParagraph"/>
-        <w:numPr>
-          <w:ilvl w:val="0"/>
-          <w:numId w:val="1"/>
-        </w:numPr>
-        <w:spacing w:after="40"/>
-      </w:pPr>
-      <w:r>
-        <w:t xml:space="preserve">Implementó telemetría mediante heartbeats para el monitoreo remoto de experiencias interactivas desplegadas.</w:t>
-      </w:r>
-    </w:p>
-    <w:p>
-      <w:pPr>
-        <w:spacing w:after="80"/>
-      </w:pPr>
-      <w:r>
-        <w:rPr>
-          <w:i w:val="false"/>
-          <w:iCs w:val="false"/>
-        </w:rPr>
-        <w:t xml:space="preserve">Tecnologías: React, TypeScript, Cloudflare Workers, Cloudflare KV, REST API</w:t>
+        <w:t xml:space="preserve">Desarrollé un sistema de licenciamiento en la nube con telemetría mediante heartbeats para monitorear implementaciones de TouchDesigner.</w:t>
+      </w:r>
+    </w:p>
+    <w:p>
+      <w:pPr>
+        <w:spacing w:after="80"/>
+      </w:pPr>
+      <w:r>
+        <w:rPr>
+          <w:i w:val="false"/>
+          <w:iCs w:val="false"/>
+        </w:rPr>
+        <w:t xml:space="preserve">Tecnologías: React, TypeScript, Cloudflare Workers</w:t>
       </w:r>
     </w:p>
     <w:p>
@@ -497,32 +445,19 @@
         <w:spacing w:after="40"/>
       </w:pPr>
       <w:r>
-        <w:t xml:space="preserve">Integró x402 para habilitar micropagos en USDC sin pasarelas de pago tradicionales ni cuentas de usuario.</w:t>
-      </w:r>
-    </w:p>
-    <w:p>
-      <w:pPr>
-        <w:pStyle w:val="ListParagraph"/>
-        <w:numPr>
-          <w:ilvl w:val="0"/>
-          <w:numId w:val="1"/>
-        </w:numPr>
-        <w:spacing w:after="40"/>
-      </w:pPr>
-      <w:r>
-        <w:t xml:space="preserve">Protegió los prompts propietarios manteniendo la ingeniería de prompts del lado del servidor mediante Cloudflare Workers y KV.</w:t>
-      </w:r>
-    </w:p>
-    <w:p>
-      <w:pPr>
-        <w:spacing w:after="80"/>
-      </w:pPr>
-      <w:r>
-        <w:rPr>
-          <w:i w:val="false"/>
-          <w:iCs w:val="false"/>
-        </w:rPr>
-        <w:t xml:space="preserve">Tecnologías: React, TypeScript, Cloudflare Workers, Cloudflare KV, Generative AI, x402</w:t>
+        <w:t xml:space="preserve">Integré micropagos mediante x402 protegiendo los prompts propietarios con Cloudflare Workers y KV.</w:t>
+      </w:r>
+    </w:p>
+    <w:p>
+      <w:pPr>
+        <w:spacing w:after="80"/>
+      </w:pPr>
+      <w:r>
+        <w:rPr>
+          <w:i w:val="false"/>
+          <w:iCs w:val="false"/>
+        </w:rPr>
+        <w:t xml:space="preserve">Tecnologías: React, TypeScript, Cloudflare Workers</w:t>
       </w:r>
     </w:p>
     <w:p>

--- a/generated/es/docx/master.docx
+++ b/generated/es/docx/master.docx
@@ -399,7 +399,7 @@
           <w:i w:val="false"/>
           <w:iCs w:val="false"/>
         </w:rPr>
-        <w:t xml:space="preserve">Enlaces: Sitio web (https://td-status.inbytes.xyz)</w:t>
+        <w:t xml:space="preserve">Enlaces: Sitio web (https://td-status.digitalerror.xyz)</w:t>
       </w:r>
     </w:p>
     <w:p>
@@ -517,7 +517,7 @@
         <w:spacing w:after="40"/>
       </w:pPr>
       <w:r>
-        <w:t xml:space="preserve">Nube y Backend: Cloudflare Workers, Cloudflare KV, APIs REST, Computación en el Edge, Node.js</w:t>
+        <w:t xml:space="preserve">Nube y Backend: Cloudflare Workers, Cloudflare KV, APIs REST, Computación en el Edge, Node.js, AWS</w:t>
       </w:r>
     </w:p>
     <w:p>
